--- a/tests/wordnet.Conversion.Tests/Fixtures/Comparison/continuous-two-columns.docx
+++ b/tests/wordnet.Conversion.Tests/Fixtures/Comparison/continuous-two-columns.docx
@@ -17,7 +17,6 @@
           <w:type w:val="continuous"/>
           <w:pgSz w:w="11906" w:h="16838"/>
           <w:pgMar w:top="1440" w:right="1440" w:bottom="1440" w:left="1440"/>
-          <w:cols w:num="2"/>
         </w:sectPr>
       </w:pPr>
       <w:r>
